--- a/ru/wisdom-stories/why-are-you-waiting-for-the-last-day-of-the-world.docx
+++ b/ru/wisdom-stories/why-are-you-waiting-for-the-last-day-of-the-world.docx
@@ -70,7 +70,7 @@
           <w:color w:val="000000"/>
           <w:sz w:val="22"/>
         </w:rPr>
-        <w:t>— Я бы молился, просил Бога простить мои грехи.</w:t>
+        <w:t>— Я бы молился, просил Аллаха простить мои грехи.</w:t>
       </w:r>
     </w:p>
     <w:p>
@@ -280,7 +280,7 @@
           <w:color w:val="9A7417"/>
           <w:sz w:val="22"/>
         </w:rPr>
-        <w:t xml:space="preserve">Мораль: </w:t>
+        <w:t>Мораль: Не ждите конца света, чтобы делать добрые дела. Любите, прощайте и цените сегодня, прямо сейчас.</w:t>
       </w:r>
       <w:r>
         <w:rPr>
@@ -290,7 +290,6 @@
           <w:color w:val="3F3826"/>
           <w:sz w:val="22"/>
         </w:rPr>
-        <w:t>Не ждите конца света, чтобы делать добрые дела. Любите, прощайте и цените сегодня, прямо сейчас.</w:t>
       </w:r>
     </w:p>
     <w:p>
